--- a/ZavrsniRad/PrezentacijaTekst.docx
+++ b/ZavrsniRad/PrezentacijaTekst.docx
@@ -1090,21 +1090,33 @@
         </w:rPr>
         <w:t xml:space="preserve"> resiti na vise </w:t>
       </w:r>
-      <w:proofErr w:type="spellStart"/>
-      <w:r>
-        <w:rPr>
-          <w:sz w:val="36"/>
-          <w:szCs w:val="36"/>
-        </w:rPr>
-        <w:t>nacina.Mi</w:t>
-      </w:r>
-      <w:proofErr w:type="spellEnd"/>
-      <w:r>
-        <w:rPr>
-          <w:sz w:val="36"/>
-          <w:szCs w:val="36"/>
-        </w:rPr>
-        <w:t xml:space="preserve"> smo se </w:t>
+      <w:r>
+        <w:rPr>
+          <w:sz w:val="36"/>
+          <w:szCs w:val="36"/>
+        </w:rPr>
+        <w:t>načina</w:t>
+      </w:r>
+      <w:r>
+        <w:rPr>
+          <w:sz w:val="36"/>
+          <w:szCs w:val="36"/>
+        </w:rPr>
+        <w:t>.</w:t>
+      </w:r>
+      <w:r>
+        <w:rPr>
+          <w:sz w:val="36"/>
+          <w:szCs w:val="36"/>
+        </w:rPr>
+        <w:t xml:space="preserve"> </w:t>
+      </w:r>
+      <w:r>
+        <w:rPr>
+          <w:sz w:val="36"/>
+          <w:szCs w:val="36"/>
+        </w:rPr>
+        <w:t xml:space="preserve">Mi smo se </w:t>
       </w:r>
       <w:proofErr w:type="spellStart"/>
       <w:r>
